--- a/docx/Parts/Part50.docx
+++ b/docx/Parts/Part50.docx
@@ -47,7 +47,7 @@
         <w:t>Part 50</w:t>
       </w:r>
       <w:r>
-        <w:t xml:space="preserve"> - Extraordinary Contractual Actions and the safety act</w:t>
+        <w:t xml:space="preserve"> - Extraordinary Contractual Actions and the SAFETY Act</w:t>
       </w:r>
       <w:bookmarkEnd w:id="2"/>
       <w:bookmarkEnd w:id="3"/>
@@ -489,7 +489,7 @@
         <w:rPr>
           <w:color w:val="0000FF"/>
         </w:rPr>
-        <w:instrText xml:space="preserve"> REF _Numd19e1053 \h </w:instrText>
+        <w:instrText xml:space="preserve"> REF _Numd19e1048 \h </w:instrText>
       </w:r>
       <w:r>
         <w:fldChar w:fldCharType="separate"/>
@@ -535,7 +535,7 @@
         <w:rPr>
           <w:color w:val="0000FF"/>
         </w:rPr>
-        <w:instrText xml:space="preserve"> REF _Numd19e1075 \h </w:instrText>
+        <w:instrText xml:space="preserve"> REF _Numd19e1070 \h </w:instrText>
       </w:r>
       <w:r>
         <w:fldChar w:fldCharType="separate"/>
@@ -581,7 +581,7 @@
         <w:rPr>
           <w:color w:val="0000FF"/>
         </w:rPr>
-        <w:instrText xml:space="preserve"> REF _Numd19e1325 \h </w:instrText>
+        <w:instrText xml:space="preserve"> REF _Numd19e1310 \h </w:instrText>
       </w:r>
       <w:r>
         <w:fldChar w:fldCharType="separate"/>
@@ -627,7 +627,7 @@
         <w:rPr>
           <w:color w:val="0000FF"/>
         </w:rPr>
-        <w:instrText xml:space="preserve"> REF _Numd19e1342 \h </w:instrText>
+        <w:instrText xml:space="preserve"> REF _Numd19e1327 \h </w:instrText>
       </w:r>
       <w:r>
         <w:fldChar w:fldCharType="separate"/>
@@ -673,7 +673,7 @@
         <w:rPr>
           <w:color w:val="0000FF"/>
         </w:rPr>
-        <w:instrText xml:space="preserve"> REF _Numd19e1365 \h </w:instrText>
+        <w:instrText xml:space="preserve"> REF _Numd19e1350 \h </w:instrText>
       </w:r>
       <w:r>
         <w:fldChar w:fldCharType="separate"/>
@@ -719,7 +719,7 @@
         <w:rPr>
           <w:color w:val="0000FF"/>
         </w:rPr>
-        <w:instrText xml:space="preserve"> REF _Numd19e1462 \h </w:instrText>
+        <w:instrText xml:space="preserve"> REF _Numd19e1447 \h </w:instrText>
       </w:r>
       <w:r>
         <w:fldChar w:fldCharType="separate"/>
@@ -765,7 +765,7 @@
         <w:rPr>
           <w:color w:val="0000FF"/>
         </w:rPr>
-        <w:instrText xml:space="preserve"> REF _Numd19e1585 \h </w:instrText>
+        <w:instrText xml:space="preserve"> REF _Numd19e1570 \h </w:instrText>
       </w:r>
       <w:r>
         <w:fldChar w:fldCharType="separate"/>
@@ -811,7 +811,7 @@
         <w:rPr>
           <w:color w:val="0000FF"/>
         </w:rPr>
-        <w:instrText xml:space="preserve"> REF _Numd19e1953 \h </w:instrText>
+        <w:instrText xml:space="preserve"> REF _Numd19e1938 \h </w:instrText>
       </w:r>
       <w:r>
         <w:fldChar w:fldCharType="separate"/>
@@ -857,7 +857,7 @@
         <w:rPr>
           <w:color w:val="0000FF"/>
         </w:rPr>
-        <w:instrText xml:space="preserve"> REF _Numd19e2008 \h </w:instrText>
+        <w:instrText xml:space="preserve"> REF _Numd19e1993 \h </w:instrText>
       </w:r>
       <w:r>
         <w:fldChar w:fldCharType="separate"/>
@@ -903,7 +903,7 @@
         <w:rPr>
           <w:color w:val="0000FF"/>
         </w:rPr>
-        <w:instrText xml:space="preserve"> REF _Numd19e2075 \h </w:instrText>
+        <w:instrText xml:space="preserve"> REF _Numd19e2060 \h </w:instrText>
       </w:r>
       <w:r>
         <w:fldChar w:fldCharType="separate"/>
@@ -949,7 +949,7 @@
         <w:rPr>
           <w:color w:val="0000FF"/>
         </w:rPr>
-        <w:instrText xml:space="preserve"> REF _Numd19e2172 \h </w:instrText>
+        <w:instrText xml:space="preserve"> REF _Numd19e2157 \h </w:instrText>
       </w:r>
       <w:r>
         <w:fldChar w:fldCharType="separate"/>
@@ -995,7 +995,7 @@
         <w:rPr>
           <w:color w:val="0000FF"/>
         </w:rPr>
-        <w:instrText xml:space="preserve"> REF _Numd19e2213 \h </w:instrText>
+        <w:instrText xml:space="preserve"> REF _Numd19e2198 \h </w:instrText>
       </w:r>
       <w:r>
         <w:fldChar w:fldCharType="separate"/>
@@ -1041,7 +1041,7 @@
         <w:rPr>
           <w:color w:val="0000FF"/>
         </w:rPr>
-        <w:instrText xml:space="preserve"> REF _Numd19e2244 \h </w:instrText>
+        <w:instrText xml:space="preserve"> REF _Numd19e2229 \h </w:instrText>
       </w:r>
       <w:r>
         <w:fldChar w:fldCharType="separate"/>
@@ -1087,7 +1087,7 @@
         <w:rPr>
           <w:color w:val="0000FF"/>
         </w:rPr>
-        <w:instrText xml:space="preserve"> REF _Numd19e2284 \h </w:instrText>
+        <w:instrText xml:space="preserve"> REF _Numd19e2269 \h </w:instrText>
       </w:r>
       <w:r>
         <w:fldChar w:fldCharType="separate"/>
@@ -1133,7 +1133,7 @@
         <w:rPr>
           <w:color w:val="0000FF"/>
         </w:rPr>
-        <w:instrText xml:space="preserve"> REF _Numd19e2549 \h </w:instrText>
+        <w:instrText xml:space="preserve"> REF _Numd19e2534 \h </w:instrText>
       </w:r>
       <w:r>
         <w:fldChar w:fldCharType="separate"/>
@@ -1179,7 +1179,7 @@
         <w:rPr>
           <w:color w:val="0000FF"/>
         </w:rPr>
-        <w:instrText xml:space="preserve"> REF _Numd19e2577 \h </w:instrText>
+        <w:instrText xml:space="preserve"> REF _Numd19e2562 \h </w:instrText>
       </w:r>
       <w:r>
         <w:fldChar w:fldCharType="separate"/>
@@ -1225,7 +1225,7 @@
         <w:rPr>
           <w:color w:val="0000FF"/>
         </w:rPr>
-        <w:instrText xml:space="preserve"> REF _Numd19e2590 \h </w:instrText>
+        <w:instrText xml:space="preserve"> REF _Numd19e2575 \h </w:instrText>
       </w:r>
       <w:r>
         <w:fldChar w:fldCharType="separate"/>
@@ -1271,7 +1271,7 @@
         <w:rPr>
           <w:color w:val="0000FF"/>
         </w:rPr>
-        <w:instrText xml:space="preserve"> REF _Numd19e2609 \h </w:instrText>
+        <w:instrText xml:space="preserve"> REF _Numd19e2594 \h </w:instrText>
       </w:r>
       <w:r>
         <w:fldChar w:fldCharType="separate"/>
@@ -1317,7 +1317,7 @@
         <w:rPr>
           <w:color w:val="0000FF"/>
         </w:rPr>
-        <w:instrText xml:space="preserve"> REF _Numd19e2714 \h </w:instrText>
+        <w:instrText xml:space="preserve"> REF _Numd19e2699 \h </w:instrText>
       </w:r>
       <w:r>
         <w:fldChar w:fldCharType="separate"/>
@@ -1363,7 +1363,7 @@
         <w:rPr>
           <w:color w:val="0000FF"/>
         </w:rPr>
-        <w:instrText xml:space="preserve"> REF _Numd19e2774 \h </w:instrText>
+        <w:instrText xml:space="preserve"> REF _Numd19e2759 \h </w:instrText>
       </w:r>
       <w:r>
         <w:fldChar w:fldCharType="separate"/>
@@ -1409,7 +1409,7 @@
         <w:rPr>
           <w:color w:val="0000FF"/>
         </w:rPr>
-        <w:instrText xml:space="preserve"> REF _Numd19e2833 \h </w:instrText>
+        <w:instrText xml:space="preserve"> REF _Numd19e2818 \h </w:instrText>
       </w:r>
       <w:r>
         <w:fldChar w:fldCharType="separate"/>
@@ -1455,7 +1455,7 @@
         <w:rPr>
           <w:color w:val="0000FF"/>
         </w:rPr>
-        <w:instrText xml:space="preserve"> REF _Numd19e2915 \h </w:instrText>
+        <w:instrText xml:space="preserve"> REF _Numd19e2900 \h </w:instrText>
       </w:r>
       <w:r>
         <w:fldChar w:fldCharType="separate"/>
@@ -1501,7 +1501,7 @@
         <w:rPr>
           <w:color w:val="0000FF"/>
         </w:rPr>
-        <w:instrText xml:space="preserve"> REF _Numd19e2928 \h </w:instrText>
+        <w:instrText xml:space="preserve"> REF _Numd19e2913 \h </w:instrText>
       </w:r>
       <w:r>
         <w:fldChar w:fldCharType="separate"/>
@@ -1547,7 +1547,7 @@
         <w:rPr>
           <w:color w:val="0000FF"/>
         </w:rPr>
-        <w:instrText xml:space="preserve"> REF _Numd19e3015 \h </w:instrText>
+        <w:instrText xml:space="preserve"> REF _Numd19e3000 \h </w:instrText>
       </w:r>
       <w:r>
         <w:fldChar w:fldCharType="separate"/>
@@ -1593,7 +1593,7 @@
         <w:rPr>
           <w:color w:val="0000FF"/>
         </w:rPr>
-        <w:instrText xml:space="preserve"> REF _Numd19e3136 \h </w:instrText>
+        <w:instrText xml:space="preserve"> REF _Numd19e3121 \h </w:instrText>
       </w:r>
       <w:r>
         <w:fldChar w:fldCharType="separate"/>
@@ -1639,7 +1639,7 @@
         <w:rPr>
           <w:color w:val="0000FF"/>
         </w:rPr>
-        <w:instrText xml:space="preserve"> REF _Numd19e3208 \h </w:instrText>
+        <w:instrText xml:space="preserve"> REF _Numd19e3193 \h </w:instrText>
       </w:r>
       <w:r>
         <w:fldChar w:fldCharType="separate"/>
@@ -1685,7 +1685,7 @@
         <w:rPr>
           <w:color w:val="0000FF"/>
         </w:rPr>
-        <w:instrText xml:space="preserve"> REF _Numd19e3268 \h </w:instrText>
+        <w:instrText xml:space="preserve"> REF _Numd19e3253 \h </w:instrText>
       </w:r>
       <w:r>
         <w:fldChar w:fldCharType="separate"/>
@@ -2335,7 +2335,7 @@
         <w:rPr>
           <w:color w:val="0000FF"/>
         </w:rPr>
-        <w:instrText xml:space="preserve"> REF _Numd19e2008 \h </w:instrText>
+        <w:instrText xml:space="preserve"> REF _Numd19e1993 \h </w:instrText>
       </w:r>
       <w:r>
         <w:fldChar w:fldCharType="separate"/>
@@ -2368,7 +2368,7 @@
         <w:rPr>
           <w:color w:val="0000FF"/>
         </w:rPr>
-        <w:instrText xml:space="preserve"> REF _Numd19e2244 \h </w:instrText>
+        <w:instrText xml:space="preserve"> REF _Numd19e2229 \h </w:instrText>
       </w:r>
       <w:r>
         <w:fldChar w:fldCharType="separate"/>
@@ -2500,13 +2500,7 @@
         <w:t>(b)</w:t>
       </w:r>
       <w:r>
-        <w:t xml:space="preserve"> Authority to approve requests to obligate the Government in excess of </w:t>
-      </w:r>
-      <w:r>
-        <w:t>$90,000</w:t>
-      </w:r>
-      <w:r>
-        <w:t xml:space="preserve"> may not be delegated below the secretarial level.</w:t>
+        <w:t xml:space="preserve"> Authority to approve requests to obligate the Government in excess of $90,000 may not be delegated below the secretarial level.</w:t>
       </w:r>
     </w:p>
     <w:p xmlns:tce="http://www.TCE.com">
@@ -2556,7 +2550,7 @@
         <w:rPr>
           <w:color w:val="0000FF"/>
         </w:rPr>
-        <w:instrText xml:space="preserve"> REF _Numd19e2284 \h </w:instrText>
+        <w:instrText xml:space="preserve"> REF _Numd19e2269 \h </w:instrText>
       </w:r>
       <w:r>
         <w:fldChar w:fldCharType="separate"/>
@@ -2587,9 +2581,9 @@
       <w:pPr>
         <w:pStyle w:val="Heading4"/>
       </w:pPr>
-      <w:bookmarkStart w:id="45" w:name="_Numd19e1053"/>
-      <w:bookmarkStart w:id="46" w:name="_Refd19e1053"/>
-      <w:bookmarkStart w:id="47" w:name="_Tocd19e1053"/>
+      <w:bookmarkStart w:id="45" w:name="_Numd19e1048"/>
+      <w:bookmarkStart w:id="46" w:name="_Refd19e1048"/>
+      <w:bookmarkStart w:id="47" w:name="_Tocd19e1048"/>
       <w:r>
         <w:t/>
       </w:r>
@@ -2649,9 +2643,9 @@
       <w:pPr>
         <w:pStyle w:val="Heading4"/>
       </w:pPr>
-      <w:bookmarkStart w:id="48" w:name="_Numd19e1075"/>
-      <w:bookmarkStart w:id="49" w:name="_Refd19e1075"/>
-      <w:bookmarkStart w:id="50" w:name="_Tocd19e1075"/>
+      <w:bookmarkStart w:id="48" w:name="_Numd19e1070"/>
+      <w:bookmarkStart w:id="49" w:name="_Refd19e1070"/>
+      <w:bookmarkStart w:id="50" w:name="_Tocd19e1070"/>
       <w:r>
         <w:t/>
       </w:r>
@@ -2674,8 +2668,8 @@
           <w:numId w:val="116"/>
         </w:numPr>
       </w:pPr>
-      <w:bookmarkStart w:id="52" w:name="_Tocd19e1084"/>
-      <w:bookmarkStart w:id="51" w:name="_Refd19e1084"/>
+      <w:bookmarkStart w:id="52" w:name="_Tocd19e1079"/>
+      <w:bookmarkStart w:id="51" w:name="_Refd19e1079"/>
       <w:r>
         <w:t/>
       </w:r>
@@ -2695,8 +2689,8 @@
           <w:numId w:val="117"/>
         </w:numPr>
       </w:pPr>
-      <w:bookmarkStart w:id="54" w:name="_Tocd19e1092"/>
-      <w:bookmarkStart w:id="53" w:name="_Refd19e1092"/>
+      <w:bookmarkStart w:id="54" w:name="_Tocd19e1087"/>
+      <w:bookmarkStart w:id="53" w:name="_Refd19e1087"/>
       <w:r>
         <w:t/>
       </w:r>
@@ -2794,8 +2788,8 @@
           <w:numId w:val="118"/>
         </w:numPr>
       </w:pPr>
-      <w:bookmarkStart w:id="56" w:name="_Tocd19e1129"/>
-      <w:bookmarkStart w:id="55" w:name="_Refd19e1129"/>
+      <w:bookmarkStart w:id="56" w:name="_Tocd19e1124"/>
+      <w:bookmarkStart w:id="55" w:name="_Refd19e1124"/>
       <w:r>
         <w:t/>
       </w:r>
@@ -2853,7 +2847,7 @@
         <w:rPr>
           <w:color w:val="0000FF"/>
         </w:rPr>
-        <w:instrText xml:space="preserve"> REF _Numd19e2284 \h </w:instrText>
+        <w:instrText xml:space="preserve"> REF _Numd19e2269 \h </w:instrText>
       </w:r>
       <w:r>
         <w:fldChar w:fldCharType="separate"/>
@@ -2905,7 +2899,7 @@
         <w:rPr>
           <w:color w:val="0000FF"/>
         </w:rPr>
-        <w:instrText xml:space="preserve"> REF _Numd19e2284 \h </w:instrText>
+        <w:instrText xml:space="preserve"> REF _Numd19e2269 \h </w:instrText>
       </w:r>
       <w:r>
         <w:fldChar w:fldCharType="separate"/>
@@ -2987,8 +2981,8 @@
           <w:numId w:val="119"/>
         </w:numPr>
       </w:pPr>
-      <w:bookmarkStart w:id="58" w:name="_Tocd19e1185"/>
-      <w:bookmarkStart w:id="57" w:name="_Refd19e1185"/>
+      <w:bookmarkStart w:id="58" w:name="_Tocd19e1180"/>
+      <w:bookmarkStart w:id="57" w:name="_Refd19e1180"/>
       <w:r>
         <w:t/>
       </w:r>
@@ -3048,8 +3042,8 @@
           <w:numId w:val="120"/>
         </w:numPr>
       </w:pPr>
-      <w:bookmarkStart w:id="60" w:name="_Tocd19e1208"/>
-      <w:bookmarkStart w:id="59" w:name="_Refd19e1208"/>
+      <w:bookmarkStart w:id="60" w:name="_Tocd19e1203"/>
+      <w:bookmarkStart w:id="59" w:name="_Refd19e1203"/>
       <w:r>
         <w:t/>
       </w:r>
@@ -3069,8 +3063,8 @@
           <w:numId w:val="121"/>
         </w:numPr>
       </w:pPr>
-      <w:bookmarkStart w:id="62" w:name="_Tocd19e1216"/>
-      <w:bookmarkStart w:id="61" w:name="_Refd19e1216"/>
+      <w:bookmarkStart w:id="62" w:name="_Tocd19e1211"/>
+      <w:bookmarkStart w:id="61" w:name="_Refd19e1211"/>
       <w:r>
         <w:t/>
       </w:r>
@@ -3078,13 +3072,7 @@
         <w:t>(i)</w:t>
       </w:r>
       <w:r>
-        <w:t xml:space="preserve"> Release a contractor from performance of an obligation over </w:t>
-      </w:r>
-      <w:r>
-        <w:t>$90,000</w:t>
-      </w:r>
-      <w:r>
-        <w:t>;</w:t>
+        <w:t xml:space="preserve"> Release a contractor from performance of an obligation over $90,000;</w:t>
       </w:r>
     </w:p>
     <w:p xmlns:tce="http://www.TCE.com">
@@ -3103,13 +3091,7 @@
         <w:t>(ii)</w:t>
       </w:r>
       <w:r>
-        <w:t xml:space="preserve"> Result in an increase in cost to the Government over </w:t>
-      </w:r>
-      <w:r>
-        <w:t>$90,000</w:t>
-      </w:r>
-      <w:r>
-        <w:t>;</w:t>
+        <w:t xml:space="preserve"> Result in an increase in cost to the Government over $90,000;</w:t>
       </w:r>
     </w:p>
     <w:p xmlns:tce="http://www.TCE.com">
@@ -3220,8 +3202,8 @@
           <w:numId w:val="122"/>
         </w:numPr>
       </w:pPr>
-      <w:bookmarkStart w:id="64" w:name="_Tocd19e1279"/>
-      <w:bookmarkStart w:id="63" w:name="_Refd19e1279"/>
+      <w:bookmarkStart w:id="64" w:name="_Tocd19e1264"/>
+      <w:bookmarkStart w:id="63" w:name="_Refd19e1264"/>
       <w:r>
         <w:t/>
       </w:r>
@@ -3271,8 +3253,8 @@
           <w:numId w:val="123"/>
         </w:numPr>
       </w:pPr>
-      <w:bookmarkStart w:id="66" w:name="_Tocd19e1298"/>
-      <w:bookmarkStart w:id="65" w:name="_Refd19e1298"/>
+      <w:bookmarkStart w:id="66" w:name="_Tocd19e1283"/>
+      <w:bookmarkStart w:id="65" w:name="_Refd19e1283"/>
       <w:r>
         <w:t/>
       </w:r>
@@ -3313,9 +3295,9 @@
       <w:pPr>
         <w:pStyle w:val="Heading3"/>
       </w:pPr>
-      <w:bookmarkStart w:id="67" w:name="_Numd19e1325"/>
-      <w:bookmarkStart w:id="68" w:name="_Refd19e1325"/>
-      <w:bookmarkStart w:id="69" w:name="_Tocd19e1325"/>
+      <w:bookmarkStart w:id="67" w:name="_Numd19e1310"/>
+      <w:bookmarkStart w:id="68" w:name="_Refd19e1310"/>
+      <w:bookmarkStart w:id="69" w:name="_Tocd19e1310"/>
       <w:r>
         <w:t/>
       </w:r>
@@ -3342,9 +3324,9 @@
       <w:pPr>
         <w:pStyle w:val="Heading4"/>
       </w:pPr>
-      <w:bookmarkStart w:id="70" w:name="_Numd19e1342"/>
-      <w:bookmarkStart w:id="71" w:name="_Refd19e1342"/>
-      <w:bookmarkStart w:id="72" w:name="_Tocd19e1342"/>
+      <w:bookmarkStart w:id="70" w:name="_Numd19e1327"/>
+      <w:bookmarkStart w:id="71" w:name="_Refd19e1327"/>
+      <w:bookmarkStart w:id="72" w:name="_Tocd19e1327"/>
       <w:r>
         <w:t/>
       </w:r>
@@ -3375,7 +3357,7 @@
         <w:rPr>
           <w:color w:val="0000FF"/>
         </w:rPr>
-        <w:instrText xml:space="preserve"> REF _Numd19e1365 \h </w:instrText>
+        <w:instrText xml:space="preserve"> REF _Numd19e1350 \h </w:instrText>
       </w:r>
       <w:r>
         <w:fldChar w:fldCharType="separate"/>
@@ -3404,9 +3386,9 @@
       <w:pPr>
         <w:pStyle w:val="Heading4"/>
       </w:pPr>
-      <w:bookmarkStart w:id="73" w:name="_Numd19e1365"/>
-      <w:bookmarkStart w:id="74" w:name="_Refd19e1365"/>
-      <w:bookmarkStart w:id="75" w:name="_Tocd19e1365"/>
+      <w:bookmarkStart w:id="73" w:name="_Numd19e1350"/>
+      <w:bookmarkStart w:id="74" w:name="_Refd19e1350"/>
+      <w:bookmarkStart w:id="75" w:name="_Tocd19e1350"/>
       <w:r>
         <w:t/>
       </w:r>
@@ -3429,8 +3411,8 @@
           <w:numId w:val="124"/>
         </w:numPr>
       </w:pPr>
-      <w:bookmarkStart w:id="77" w:name="_Tocd19e1374"/>
-      <w:bookmarkStart w:id="76" w:name="_Refd19e1374"/>
+      <w:bookmarkStart w:id="77" w:name="_Tocd19e1359"/>
+      <w:bookmarkStart w:id="76" w:name="_Refd19e1359"/>
       <w:r>
         <w:t/>
       </w:r>
@@ -3450,8 +3432,8 @@
           <w:numId w:val="125"/>
         </w:numPr>
       </w:pPr>
-      <w:bookmarkStart w:id="79" w:name="_Tocd19e1382"/>
-      <w:bookmarkStart w:id="78" w:name="_Refd19e1382"/>
+      <w:bookmarkStart w:id="79" w:name="_Tocd19e1367"/>
+      <w:bookmarkStart w:id="78" w:name="_Refd19e1367"/>
       <w:r>
         <w:t/>
       </w:r>
@@ -3511,8 +3493,8 @@
           <w:numId w:val="126"/>
         </w:numPr>
       </w:pPr>
-      <w:bookmarkStart w:id="81" w:name="_Tocd19e1405"/>
-      <w:bookmarkStart w:id="80" w:name="_Refd19e1405"/>
+      <w:bookmarkStart w:id="81" w:name="_Tocd19e1390"/>
+      <w:bookmarkStart w:id="80" w:name="_Refd19e1390"/>
       <w:r>
         <w:t/>
       </w:r>
@@ -3532,8 +3514,8 @@
           <w:numId w:val="127"/>
         </w:numPr>
       </w:pPr>
-      <w:bookmarkStart w:id="83" w:name="_Tocd19e1413"/>
-      <w:bookmarkStart w:id="82" w:name="_Refd19e1413"/>
+      <w:bookmarkStart w:id="83" w:name="_Tocd19e1398"/>
+      <w:bookmarkStart w:id="82" w:name="_Refd19e1398"/>
       <w:r>
         <w:t/>
       </w:r>
@@ -3640,9 +3622,9 @@
       <w:pPr>
         <w:pStyle w:val="Heading4"/>
       </w:pPr>
-      <w:bookmarkStart w:id="84" w:name="_Numd19e1462"/>
-      <w:bookmarkStart w:id="85" w:name="_Refd19e1462"/>
-      <w:bookmarkStart w:id="86" w:name="_Tocd19e1462"/>
+      <w:bookmarkStart w:id="84" w:name="_Numd19e1447"/>
+      <w:bookmarkStart w:id="85" w:name="_Refd19e1447"/>
+      <w:bookmarkStart w:id="86" w:name="_Tocd19e1447"/>
       <w:r>
         <w:t/>
       </w:r>
@@ -3665,8 +3647,8 @@
           <w:numId w:val="128"/>
         </w:numPr>
       </w:pPr>
-      <w:bookmarkStart w:id="88" w:name="_Tocd19e1471"/>
-      <w:bookmarkStart w:id="87" w:name="_Refd19e1471"/>
+      <w:bookmarkStart w:id="88" w:name="_Tocd19e1456"/>
+      <w:bookmarkStart w:id="87" w:name="_Refd19e1456"/>
       <w:r>
         <w:t/>
       </w:r>
@@ -3695,8 +3677,8 @@
           <w:numId w:val="129"/>
         </w:numPr>
       </w:pPr>
-      <w:bookmarkStart w:id="90" w:name="_Tocd19e1482"/>
-      <w:bookmarkStart w:id="89" w:name="_Refd19e1482"/>
+      <w:bookmarkStart w:id="90" w:name="_Tocd19e1467"/>
+      <w:bookmarkStart w:id="89" w:name="_Refd19e1467"/>
       <w:r>
         <w:t/>
       </w:r>
@@ -3754,7 +3736,7 @@
         <w:rPr>
           <w:color w:val="0000FF"/>
         </w:rPr>
-        <w:instrText xml:space="preserve"> REF _Numd19e1342 \h </w:instrText>
+        <w:instrText xml:space="preserve"> REF _Numd19e1327 \h </w:instrText>
       </w:r>
       <w:r>
         <w:fldChar w:fldCharType="separate"/>
@@ -3787,7 +3769,7 @@
         <w:rPr>
           <w:color w:val="0000FF"/>
         </w:rPr>
-        <w:instrText xml:space="preserve"> REF _Numd19e1365 \h </w:instrText>
+        <w:instrText xml:space="preserve"> REF _Numd19e1350 \h </w:instrText>
       </w:r>
       <w:r>
         <w:fldChar w:fldCharType="separate"/>
@@ -3839,8 +3821,8 @@
           <w:numId w:val="130"/>
         </w:numPr>
       </w:pPr>
-      <w:bookmarkStart w:id="92" w:name="_Tocd19e1519"/>
-      <w:bookmarkStart w:id="91" w:name="_Refd19e1519"/>
+      <w:bookmarkStart w:id="92" w:name="_Tocd19e1504"/>
+      <w:bookmarkStart w:id="91" w:name="_Refd19e1504"/>
       <w:r>
         <w:t/>
       </w:r>
@@ -3949,8 +3931,8 @@
           <w:numId w:val="131"/>
         </w:numPr>
       </w:pPr>
-      <w:bookmarkStart w:id="94" w:name="_Tocd19e1560"/>
-      <w:bookmarkStart w:id="93" w:name="_Refd19e1560"/>
+      <w:bookmarkStart w:id="94" w:name="_Tocd19e1545"/>
+      <w:bookmarkStart w:id="93" w:name="_Refd19e1545"/>
       <w:r>
         <w:t/>
       </w:r>
@@ -3989,9 +3971,9 @@
       <w:pPr>
         <w:pStyle w:val="Heading4"/>
       </w:pPr>
-      <w:bookmarkStart w:id="95" w:name="_Numd19e1585"/>
-      <w:bookmarkStart w:id="96" w:name="_Refd19e1585"/>
-      <w:bookmarkStart w:id="97" w:name="_Tocd19e1585"/>
+      <w:bookmarkStart w:id="95" w:name="_Numd19e1570"/>
+      <w:bookmarkStart w:id="96" w:name="_Refd19e1570"/>
+      <w:bookmarkStart w:id="97" w:name="_Tocd19e1570"/>
       <w:r>
         <w:t/>
       </w:r>
@@ -4014,8 +3996,8 @@
           <w:numId w:val="132"/>
         </w:numPr>
       </w:pPr>
-      <w:bookmarkStart w:id="99" w:name="_Tocd19e1594"/>
-      <w:bookmarkStart w:id="98" w:name="_Refd19e1594"/>
+      <w:bookmarkStart w:id="99" w:name="_Tocd19e1579"/>
+      <w:bookmarkStart w:id="98" w:name="_Refd19e1579"/>
       <w:r>
         <w:t/>
       </w:r>
@@ -4044,7 +4026,7 @@
         <w:rPr>
           <w:color w:val="0000FF"/>
         </w:rPr>
-        <w:instrText xml:space="preserve"> REF _Numd19e1462 \h </w:instrText>
+        <w:instrText xml:space="preserve"> REF _Numd19e1447 \h </w:instrText>
       </w:r>
       <w:r>
         <w:fldChar w:fldCharType="separate"/>
@@ -4077,8 +4059,8 @@
           <w:numId w:val="133"/>
         </w:numPr>
       </w:pPr>
-      <w:bookmarkStart w:id="101" w:name="_Tocd19e1609"/>
-      <w:bookmarkStart w:id="100" w:name="_Refd19e1609"/>
+      <w:bookmarkStart w:id="101" w:name="_Tocd19e1594"/>
+      <w:bookmarkStart w:id="100" w:name="_Refd19e1594"/>
       <w:r>
         <w:t/>
       </w:r>
@@ -4299,7 +4281,7 @@
         <w:rPr>
           <w:color w:val="0000FF"/>
         </w:rPr>
-        <w:instrText xml:space="preserve"> REF _Numd19e1365 \h </w:instrText>
+        <w:instrText xml:space="preserve"> REF _Numd19e1350 \h </w:instrText>
       </w:r>
       <w:r>
         <w:fldChar w:fldCharType="separate"/>
@@ -4332,8 +4314,8 @@
           <w:numId w:val="134"/>
         </w:numPr>
       </w:pPr>
-      <w:bookmarkStart w:id="103" w:name="_Tocd19e1696"/>
-      <w:bookmarkStart w:id="102" w:name="_Refd19e1696"/>
+      <w:bookmarkStart w:id="103" w:name="_Tocd19e1681"/>
+      <w:bookmarkStart w:id="102" w:name="_Refd19e1681"/>
       <w:r>
         <w:t/>
       </w:r>
@@ -4630,7 +4612,7 @@
         <w:rPr>
           <w:color w:val="0000FF"/>
         </w:rPr>
-        <w:instrText xml:space="preserve"> REF _Numd19e1365 \h </w:instrText>
+        <w:instrText xml:space="preserve"> REF _Numd19e1350 \h </w:instrText>
       </w:r>
       <w:r>
         <w:fldChar w:fldCharType="separate"/>
@@ -4663,8 +4645,8 @@
           <w:numId w:val="135"/>
         </w:numPr>
       </w:pPr>
-      <w:bookmarkStart w:id="105" w:name="_Tocd19e1812"/>
-      <w:bookmarkStart w:id="104" w:name="_Refd19e1812"/>
+      <w:bookmarkStart w:id="105" w:name="_Tocd19e1797"/>
+      <w:bookmarkStart w:id="104" w:name="_Refd19e1797"/>
       <w:r>
         <w:t/>
       </w:r>
@@ -4771,7 +4753,7 @@
         <w:rPr>
           <w:color w:val="0000FF"/>
         </w:rPr>
-        <w:instrText xml:space="preserve"> REF _Numd19e1365 \h </w:instrText>
+        <w:instrText xml:space="preserve"> REF _Numd19e1350 \h </w:instrText>
       </w:r>
       <w:r>
         <w:fldChar w:fldCharType="separate"/>
@@ -4804,8 +4786,8 @@
           <w:numId w:val="136"/>
         </w:numPr>
       </w:pPr>
-      <w:bookmarkStart w:id="107" w:name="_Tocd19e1856"/>
-      <w:bookmarkStart w:id="106" w:name="_Refd19e1856"/>
+      <w:bookmarkStart w:id="107" w:name="_Tocd19e1841"/>
+      <w:bookmarkStart w:id="106" w:name="_Refd19e1841"/>
       <w:r>
         <w:t/>
       </w:r>
@@ -4912,7 +4894,7 @@
         <w:rPr>
           <w:color w:val="0000FF"/>
         </w:rPr>
-        <w:instrText xml:space="preserve"> REF _Numd19e1365 \h </w:instrText>
+        <w:instrText xml:space="preserve"> REF _Numd19e1350 \h </w:instrText>
       </w:r>
       <w:r>
         <w:fldChar w:fldCharType="separate"/>
@@ -4945,8 +4927,8 @@
           <w:numId w:val="137"/>
         </w:numPr>
       </w:pPr>
-      <w:bookmarkStart w:id="109" w:name="_Tocd19e1900"/>
-      <w:bookmarkStart w:id="108" w:name="_Refd19e1900"/>
+      <w:bookmarkStart w:id="109" w:name="_Tocd19e1885"/>
+      <w:bookmarkStart w:id="108" w:name="_Refd19e1885"/>
       <w:r>
         <w:t/>
       </w:r>
@@ -5061,9 +5043,9 @@
       <w:pPr>
         <w:pStyle w:val="Heading4"/>
       </w:pPr>
-      <w:bookmarkStart w:id="110" w:name="_Numd19e1953"/>
-      <w:bookmarkStart w:id="111" w:name="_Refd19e1953"/>
-      <w:bookmarkStart w:id="112" w:name="_Tocd19e1953"/>
+      <w:bookmarkStart w:id="110" w:name="_Numd19e1938"/>
+      <w:bookmarkStart w:id="111" w:name="_Refd19e1938"/>
+      <w:bookmarkStart w:id="112" w:name="_Tocd19e1938"/>
       <w:r>
         <w:t/>
       </w:r>
@@ -5086,8 +5068,8 @@
           <w:numId w:val="138"/>
         </w:numPr>
       </w:pPr>
-      <w:bookmarkStart w:id="114" w:name="_Tocd19e1962"/>
-      <w:bookmarkStart w:id="113" w:name="_Refd19e1962"/>
+      <w:bookmarkStart w:id="114" w:name="_Tocd19e1947"/>
+      <w:bookmarkStart w:id="113" w:name="_Refd19e1947"/>
       <w:r>
         <w:t/>
       </w:r>
@@ -5107,7 +5089,7 @@
         <w:rPr>
           <w:color w:val="0000FF"/>
         </w:rPr>
-        <w:instrText xml:space="preserve"> REF _Numd19e1462 \h </w:instrText>
+        <w:instrText xml:space="preserve"> REF _Numd19e1447 \h </w:instrText>
       </w:r>
       <w:r>
         <w:fldChar w:fldCharType="separate"/>
@@ -5197,7 +5179,7 @@
         <w:rPr>
           <w:color w:val="0000FF"/>
         </w:rPr>
-        <w:instrText xml:space="preserve"> REF _Numd19e1365 \h </w:instrText>
+        <w:instrText xml:space="preserve"> REF _Numd19e1350 \h </w:instrText>
       </w:r>
       <w:r>
         <w:fldChar w:fldCharType="separate"/>
@@ -5228,9 +5210,9 @@
       <w:pPr>
         <w:pStyle w:val="Heading4"/>
       </w:pPr>
-      <w:bookmarkStart w:id="115" w:name="_Numd19e2008"/>
-      <w:bookmarkStart w:id="116" w:name="_Refd19e2008"/>
-      <w:bookmarkStart w:id="117" w:name="_Tocd19e2008"/>
+      <w:bookmarkStart w:id="115" w:name="_Numd19e1993"/>
+      <w:bookmarkStart w:id="116" w:name="_Refd19e1993"/>
+      <w:bookmarkStart w:id="117" w:name="_Tocd19e1993"/>
       <w:r>
         <w:t/>
       </w:r>
@@ -5261,7 +5243,7 @@
         <w:rPr>
           <w:color w:val="0000FF"/>
         </w:rPr>
-        <w:instrText xml:space="preserve"> REF _Numd19e1462 \h </w:instrText>
+        <w:instrText xml:space="preserve"> REF _Numd19e1447 \h </w:instrText>
       </w:r>
       <w:r>
         <w:fldChar w:fldCharType="separate"/>
@@ -5294,8 +5276,8 @@
           <w:numId w:val="139"/>
         </w:numPr>
       </w:pPr>
-      <w:bookmarkStart w:id="119" w:name="_Tocd19e2023"/>
-      <w:bookmarkStart w:id="118" w:name="_Refd19e2023"/>
+      <w:bookmarkStart w:id="119" w:name="_Tocd19e2008"/>
+      <w:bookmarkStart w:id="118" w:name="_Refd19e2008"/>
       <w:r>
         <w:t/>
       </w:r>
@@ -5408,9 +5390,9 @@
       <w:pPr>
         <w:pStyle w:val="Heading4"/>
       </w:pPr>
-      <w:bookmarkStart w:id="120" w:name="_Numd19e2075"/>
-      <w:bookmarkStart w:id="121" w:name="_Refd19e2075"/>
-      <w:bookmarkStart w:id="122" w:name="_Tocd19e2075"/>
+      <w:bookmarkStart w:id="120" w:name="_Numd19e2060"/>
+      <w:bookmarkStart w:id="121" w:name="_Refd19e2060"/>
+      <w:bookmarkStart w:id="122" w:name="_Tocd19e2060"/>
       <w:r>
         <w:t/>
       </w:r>
@@ -5433,8 +5415,8 @@
           <w:numId w:val="140"/>
         </w:numPr>
       </w:pPr>
-      <w:bookmarkStart w:id="124" w:name="_Tocd19e2084"/>
-      <w:bookmarkStart w:id="123" w:name="_Refd19e2084"/>
+      <w:bookmarkStart w:id="124" w:name="_Tocd19e2069"/>
+      <w:bookmarkStart w:id="123" w:name="_Refd19e2069"/>
       <w:r>
         <w:t/>
       </w:r>
@@ -5487,8 +5469,8 @@
           <w:numId w:val="141"/>
         </w:numPr>
       </w:pPr>
-      <w:bookmarkStart w:id="126" w:name="_Tocd19e2096"/>
-      <w:bookmarkStart w:id="125" w:name="_Refd19e2096"/>
+      <w:bookmarkStart w:id="126" w:name="_Tocd19e2081"/>
+      <w:bookmarkStart w:id="125" w:name="_Refd19e2081"/>
       <w:r>
         <w:t/>
       </w:r>
@@ -5670,9 +5652,9 @@
       <w:pPr>
         <w:pStyle w:val="Heading3"/>
       </w:pPr>
-      <w:bookmarkStart w:id="127" w:name="_Numd19e2172"/>
-      <w:bookmarkStart w:id="128" w:name="_Refd19e2172"/>
-      <w:bookmarkStart w:id="129" w:name="_Tocd19e2172"/>
+      <w:bookmarkStart w:id="127" w:name="_Numd19e2157"/>
+      <w:bookmarkStart w:id="128" w:name="_Refd19e2157"/>
+      <w:bookmarkStart w:id="129" w:name="_Tocd19e2157"/>
       <w:r>
         <w:t/>
       </w:r>
@@ -5703,8 +5685,8 @@
           <w:numId w:val="142"/>
         </w:numPr>
       </w:pPr>
-      <w:bookmarkStart w:id="131" w:name="_Tocd19e2183"/>
-      <w:bookmarkStart w:id="130" w:name="_Refd19e2183"/>
+      <w:bookmarkStart w:id="131" w:name="_Tocd19e2168"/>
+      <w:bookmarkStart w:id="130" w:name="_Refd19e2168"/>
       <w:r>
         <w:t/>
       </w:r>
@@ -5724,7 +5706,7 @@
         <w:rPr>
           <w:color w:val="0000FF"/>
         </w:rPr>
-        <w:instrText xml:space="preserve"> REF _Numd19e1325 \h </w:instrText>
+        <w:instrText xml:space="preserve"> REF _Numd19e1310 \h </w:instrText>
       </w:r>
       <w:r>
         <w:fldChar w:fldCharType="separate"/>
@@ -5783,9 +5765,9 @@
       <w:pPr>
         <w:pStyle w:val="Heading4"/>
       </w:pPr>
-      <w:bookmarkStart w:id="132" w:name="_Numd19e2213"/>
-      <w:bookmarkStart w:id="133" w:name="_Refd19e2213"/>
-      <w:bookmarkStart w:id="134" w:name="_Tocd19e2213"/>
+      <w:bookmarkStart w:id="132" w:name="_Numd19e2198"/>
+      <w:bookmarkStart w:id="133" w:name="_Refd19e2198"/>
+      <w:bookmarkStart w:id="134" w:name="_Tocd19e2198"/>
       <w:r>
         <w:t/>
       </w:r>
@@ -5816,7 +5798,7 @@
         <w:rPr>
           <w:color w:val="0000FF"/>
         </w:rPr>
-        <w:instrText xml:space="preserve"> REF _Numd19e1075 \h </w:instrText>
+        <w:instrText xml:space="preserve"> REF _Numd19e1070 \h </w:instrText>
       </w:r>
       <w:r>
         <w:fldChar w:fldCharType="separate"/>
@@ -5887,9 +5869,9 @@
       <w:pPr>
         <w:pStyle w:val="Heading4"/>
       </w:pPr>
-      <w:bookmarkStart w:id="135" w:name="_Numd19e2244"/>
-      <w:bookmarkStart w:id="136" w:name="_Refd19e2244"/>
-      <w:bookmarkStart w:id="137" w:name="_Tocd19e2244"/>
+      <w:bookmarkStart w:id="135" w:name="_Numd19e2229"/>
+      <w:bookmarkStart w:id="136" w:name="_Refd19e2229"/>
+      <w:bookmarkStart w:id="137" w:name="_Tocd19e2229"/>
       <w:r>
         <w:t/>
       </w:r>
@@ -5912,8 +5894,8 @@
           <w:numId w:val="143"/>
         </w:numPr>
       </w:pPr>
-      <w:bookmarkStart w:id="139" w:name="_Tocd19e2253"/>
-      <w:bookmarkStart w:id="138" w:name="_Refd19e2253"/>
+      <w:bookmarkStart w:id="139" w:name="_Tocd19e2238"/>
+      <w:bookmarkStart w:id="138" w:name="_Refd19e2238"/>
       <w:r>
         <w:t/>
       </w:r>
@@ -5933,7 +5915,7 @@
         <w:rPr>
           <w:color w:val="0000FF"/>
         </w:rPr>
-        <w:instrText xml:space="preserve"> REF _Numd19e2008 \h </w:instrText>
+        <w:instrText xml:space="preserve"> REF _Numd19e1993 \h </w:instrText>
       </w:r>
       <w:r>
         <w:fldChar w:fldCharType="separate"/>
@@ -5985,7 +5967,7 @@
         <w:rPr>
           <w:color w:val="0000FF"/>
         </w:rPr>
-        <w:instrText xml:space="preserve"> REF _Numd19e2075 \h </w:instrText>
+        <w:instrText xml:space="preserve"> REF _Numd19e2060 \h </w:instrText>
       </w:r>
       <w:r>
         <w:fldChar w:fldCharType="separate"/>
@@ -6016,9 +5998,9 @@
       <w:pPr>
         <w:pStyle w:val="Heading4"/>
       </w:pPr>
-      <w:bookmarkStart w:id="140" w:name="_Numd19e2284"/>
-      <w:bookmarkStart w:id="141" w:name="_Refd19e2284"/>
-      <w:bookmarkStart w:id="142" w:name="_Tocd19e2284"/>
+      <w:bookmarkStart w:id="140" w:name="_Numd19e2269"/>
+      <w:bookmarkStart w:id="141" w:name="_Refd19e2269"/>
+      <w:bookmarkStart w:id="142" w:name="_Tocd19e2269"/>
       <w:r>
         <w:t/>
       </w:r>
@@ -6041,8 +6023,8 @@
           <w:numId w:val="144"/>
         </w:numPr>
       </w:pPr>
-      <w:bookmarkStart w:id="144" w:name="_Tocd19e2293"/>
-      <w:bookmarkStart w:id="143" w:name="_Refd19e2293"/>
+      <w:bookmarkStart w:id="144" w:name="_Tocd19e2278"/>
+      <w:bookmarkStart w:id="143" w:name="_Refd19e2278"/>
       <w:r>
         <w:t/>
       </w:r>
@@ -6062,8 +6044,8 @@
           <w:numId w:val="145"/>
         </w:numPr>
       </w:pPr>
-      <w:bookmarkStart w:id="146" w:name="_Tocd19e2301"/>
-      <w:bookmarkStart w:id="145" w:name="_Refd19e2301"/>
+      <w:bookmarkStart w:id="146" w:name="_Tocd19e2286"/>
+      <w:bookmarkStart w:id="145" w:name="_Refd19e2286"/>
       <w:r>
         <w:t/>
       </w:r>
@@ -6083,8 +6065,8 @@
           <w:numId w:val="146"/>
         </w:numPr>
       </w:pPr>
-      <w:bookmarkStart w:id="148" w:name="_Tocd19e2309"/>
-      <w:bookmarkStart w:id="147" w:name="_Refd19e2309"/>
+      <w:bookmarkStart w:id="148" w:name="_Tocd19e2294"/>
+      <w:bookmarkStart w:id="147" w:name="_Refd19e2294"/>
       <w:r>
         <w:t/>
       </w:r>
@@ -6142,8 +6124,8 @@
           <w:numId w:val="147"/>
         </w:numPr>
       </w:pPr>
-      <w:bookmarkStart w:id="150" w:name="_Tocd19e2331"/>
-      <w:bookmarkStart w:id="149" w:name="_Refd19e2331"/>
+      <w:bookmarkStart w:id="150" w:name="_Tocd19e2316"/>
+      <w:bookmarkStart w:id="149" w:name="_Refd19e2316"/>
       <w:r>
         <w:t/>
       </w:r>
@@ -6317,8 +6299,8 @@
           <w:numId w:val="148"/>
         </w:numPr>
       </w:pPr>
-      <w:bookmarkStart w:id="152" w:name="_Tocd19e2398"/>
-      <w:bookmarkStart w:id="151" w:name="_Refd19e2398"/>
+      <w:bookmarkStart w:id="152" w:name="_Tocd19e2383"/>
+      <w:bookmarkStart w:id="151" w:name="_Refd19e2383"/>
       <w:r>
         <w:t/>
       </w:r>
@@ -6401,8 +6383,8 @@
           <w:numId w:val="149"/>
         </w:numPr>
       </w:pPr>
-      <w:bookmarkStart w:id="154" w:name="_Tocd19e2430"/>
-      <w:bookmarkStart w:id="153" w:name="_Refd19e2430"/>
+      <w:bookmarkStart w:id="154" w:name="_Tocd19e2415"/>
+      <w:bookmarkStart w:id="153" w:name="_Refd19e2415"/>
       <w:r>
         <w:t/>
       </w:r>
@@ -6455,8 +6437,8 @@
           <w:numId w:val="150"/>
         </w:numPr>
       </w:pPr>
-      <w:bookmarkStart w:id="156" w:name="_Tocd19e2442"/>
-      <w:bookmarkStart w:id="155" w:name="_Refd19e2442"/>
+      <w:bookmarkStart w:id="156" w:name="_Tocd19e2427"/>
+      <w:bookmarkStart w:id="155" w:name="_Refd19e2427"/>
       <w:r>
         <w:t/>
       </w:r>
@@ -6590,7 +6572,7 @@
         <w:rPr>
           <w:color w:val="0000FF"/>
         </w:rPr>
-        <w:instrText xml:space="preserve"> REF _Numd19e2284 \h </w:instrText>
+        <w:instrText xml:space="preserve"> REF _Numd19e2269 \h </w:instrText>
       </w:r>
       <w:r>
         <w:fldChar w:fldCharType="separate"/>
@@ -6715,8 +6697,8 @@
           <w:numId w:val="151"/>
         </w:numPr>
       </w:pPr>
-      <w:bookmarkStart w:id="158" w:name="_Tocd19e2523"/>
-      <w:bookmarkStart w:id="157" w:name="_Refd19e2523"/>
+      <w:bookmarkStart w:id="158" w:name="_Tocd19e2508"/>
+      <w:bookmarkStart w:id="157" w:name="_Refd19e2508"/>
       <w:r>
         <w:t/>
       </w:r>
@@ -6757,9 +6739,9 @@
       <w:pPr>
         <w:pStyle w:val="Heading4"/>
       </w:pPr>
-      <w:bookmarkStart w:id="159" w:name="_Numd19e2549"/>
-      <w:bookmarkStart w:id="160" w:name="_Refd19e2549"/>
-      <w:bookmarkStart w:id="161" w:name="_Tocd19e2549"/>
+      <w:bookmarkStart w:id="159" w:name="_Numd19e2534"/>
+      <w:bookmarkStart w:id="160" w:name="_Refd19e2534"/>
+      <w:bookmarkStart w:id="161" w:name="_Tocd19e2534"/>
       <w:r>
         <w:t/>
       </w:r>
@@ -6799,7 +6781,7 @@
         <w:rPr>
           <w:color w:val="0000FF"/>
         </w:rPr>
-        <w:instrText xml:space="preserve"> REF _Numd19e2284 \h </w:instrText>
+        <w:instrText xml:space="preserve"> REF _Numd19e2269 \h </w:instrText>
       </w:r>
       <w:r>
         <w:fldChar w:fldCharType="separate"/>
@@ -6828,9 +6810,9 @@
       <w:pPr>
         <w:pStyle w:val="Heading2"/>
       </w:pPr>
-      <w:bookmarkStart w:id="162" w:name="_Numd19e2577"/>
-      <w:bookmarkStart w:id="163" w:name="_Refd19e2577"/>
-      <w:bookmarkStart w:id="164" w:name="_Tocd19e2577"/>
+      <w:bookmarkStart w:id="162" w:name="_Numd19e2562"/>
+      <w:bookmarkStart w:id="163" w:name="_Refd19e2562"/>
+      <w:bookmarkStart w:id="164" w:name="_Tocd19e2562"/>
       <w:r>
         <w:t/>
       </w:r>
@@ -6849,9 +6831,9 @@
       <w:pPr>
         <w:pStyle w:val="Heading3"/>
       </w:pPr>
-      <w:bookmarkStart w:id="165" w:name="_Numd19e2590"/>
-      <w:bookmarkStart w:id="166" w:name="_Refd19e2590"/>
-      <w:bookmarkStart w:id="167" w:name="_Tocd19e2590"/>
+      <w:bookmarkStart w:id="165" w:name="_Numd19e2575"/>
+      <w:bookmarkStart w:id="166" w:name="_Refd19e2575"/>
+      <w:bookmarkStart w:id="167" w:name="_Tocd19e2575"/>
       <w:r>
         <w:t/>
       </w:r>
@@ -6878,9 +6860,9 @@
       <w:pPr>
         <w:pStyle w:val="Heading3"/>
       </w:pPr>
-      <w:bookmarkStart w:id="168" w:name="_Numd19e2609"/>
-      <w:bookmarkStart w:id="169" w:name="_Refd19e2609"/>
-      <w:bookmarkStart w:id="170" w:name="_Tocd19e2609"/>
+      <w:bookmarkStart w:id="168" w:name="_Numd19e2594"/>
+      <w:bookmarkStart w:id="169" w:name="_Refd19e2594"/>
+      <w:bookmarkStart w:id="170" w:name="_Tocd19e2594"/>
       <w:r>
         <w:t/>
       </w:r>
@@ -6920,10 +6902,10 @@
           <w:numId w:val="153"/>
         </w:numPr>
       </w:pPr>
-      <w:bookmarkStart w:id="174" w:name="_Tocd19e2626"/>
-      <w:bookmarkStart w:id="173" w:name="_Refd19e2626"/>
-      <w:bookmarkStart w:id="172" w:name="_Tocd19e2623"/>
-      <w:bookmarkStart w:id="171" w:name="_Refd19e2623"/>
+      <w:bookmarkStart w:id="174" w:name="_Tocd19e2611"/>
+      <w:bookmarkStart w:id="173" w:name="_Refd19e2611"/>
+      <w:bookmarkStart w:id="172" w:name="_Tocd19e2608"/>
+      <w:bookmarkStart w:id="171" w:name="_Refd19e2608"/>
       <w:r>
         <w:t/>
       </w:r>
@@ -7152,9 +7134,9 @@
       <w:pPr>
         <w:pStyle w:val="Heading3"/>
       </w:pPr>
-      <w:bookmarkStart w:id="175" w:name="_Numd19e2714"/>
-      <w:bookmarkStart w:id="176" w:name="_Refd19e2714"/>
-      <w:bookmarkStart w:id="177" w:name="_Tocd19e2714"/>
+      <w:bookmarkStart w:id="175" w:name="_Numd19e2699"/>
+      <w:bookmarkStart w:id="176" w:name="_Refd19e2699"/>
+      <w:bookmarkStart w:id="177" w:name="_Tocd19e2699"/>
       <w:r>
         <w:t/>
       </w:r>
@@ -7185,8 +7167,8 @@
           <w:numId w:val="154"/>
         </w:numPr>
       </w:pPr>
-      <w:bookmarkStart w:id="179" w:name="_Tocd19e2725"/>
-      <w:bookmarkStart w:id="178" w:name="_Refd19e2725"/>
+      <w:bookmarkStart w:id="179" w:name="_Tocd19e2710"/>
+      <w:bookmarkStart w:id="178" w:name="_Refd19e2710"/>
       <w:r>
         <w:t/>
       </w:r>
@@ -7289,9 +7271,9 @@
       <w:pPr>
         <w:pStyle w:val="Heading3"/>
       </w:pPr>
-      <w:bookmarkStart w:id="180" w:name="_Numd19e2774"/>
-      <w:bookmarkStart w:id="181" w:name="_Refd19e2774"/>
-      <w:bookmarkStart w:id="182" w:name="_Tocd19e2774"/>
+      <w:bookmarkStart w:id="180" w:name="_Numd19e2759"/>
+      <w:bookmarkStart w:id="181" w:name="_Refd19e2759"/>
+      <w:bookmarkStart w:id="182" w:name="_Tocd19e2759"/>
       <w:r>
         <w:t/>
       </w:r>
@@ -7314,8 +7296,8 @@
           <w:numId w:val="155"/>
         </w:numPr>
       </w:pPr>
-      <w:bookmarkStart w:id="184" w:name="_Tocd19e2783"/>
-      <w:bookmarkStart w:id="183" w:name="_Refd19e2783"/>
+      <w:bookmarkStart w:id="184" w:name="_Tocd19e2768"/>
+      <w:bookmarkStart w:id="183" w:name="_Refd19e2768"/>
       <w:r>
         <w:t/>
       </w:r>
@@ -7335,8 +7317,8 @@
           <w:numId w:val="156"/>
         </w:numPr>
       </w:pPr>
-      <w:bookmarkStart w:id="186" w:name="_Tocd19e2791"/>
-      <w:bookmarkStart w:id="185" w:name="_Refd19e2791"/>
+      <w:bookmarkStart w:id="186" w:name="_Tocd19e2776"/>
+      <w:bookmarkStart w:id="185" w:name="_Refd19e2776"/>
       <w:r>
         <w:t/>
       </w:r>
@@ -7424,9 +7406,9 @@
       <w:pPr>
         <w:pStyle w:val="Heading3"/>
       </w:pPr>
-      <w:bookmarkStart w:id="187" w:name="_Numd19e2833"/>
-      <w:bookmarkStart w:id="188" w:name="_Refd19e2833"/>
-      <w:bookmarkStart w:id="189" w:name="_Tocd19e2833"/>
+      <w:bookmarkStart w:id="187" w:name="_Numd19e2818"/>
+      <w:bookmarkStart w:id="188" w:name="_Refd19e2818"/>
+      <w:bookmarkStart w:id="189" w:name="_Tocd19e2818"/>
       <w:r>
         <w:t/>
       </w:r>
@@ -7449,8 +7431,8 @@
           <w:numId w:val="157"/>
         </w:numPr>
       </w:pPr>
-      <w:bookmarkStart w:id="191" w:name="_Tocd19e2842"/>
-      <w:bookmarkStart w:id="190" w:name="_Refd19e2842"/>
+      <w:bookmarkStart w:id="191" w:name="_Tocd19e2827"/>
+      <w:bookmarkStart w:id="190" w:name="_Refd19e2827"/>
       <w:r>
         <w:t/>
       </w:r>
@@ -7470,8 +7452,8 @@
           <w:numId w:val="158"/>
         </w:numPr>
       </w:pPr>
-      <w:bookmarkStart w:id="193" w:name="_Tocd19e2850"/>
-      <w:bookmarkStart w:id="192" w:name="_Refd19e2850"/>
+      <w:bookmarkStart w:id="193" w:name="_Tocd19e2835"/>
+      <w:bookmarkStart w:id="192" w:name="_Refd19e2835"/>
       <w:r>
         <w:t/>
       </w:r>
@@ -7559,7 +7541,7 @@
         <w:rPr>
           <w:color w:val="0000FF"/>
         </w:rPr>
-        <w:instrText xml:space="preserve"> REF _Numd19e3136 \h </w:instrText>
+        <w:instrText xml:space="preserve"> REF _Numd19e3121 \h </w:instrText>
       </w:r>
       <w:r>
         <w:fldChar w:fldCharType="separate"/>
@@ -7611,7 +7593,7 @@
         <w:rPr>
           <w:color w:val="0000FF"/>
         </w:rPr>
-        <w:instrText xml:space="preserve"> REF _Numd19e3208 \h </w:instrText>
+        <w:instrText xml:space="preserve"> REF _Numd19e3193 \h </w:instrText>
       </w:r>
       <w:r>
         <w:fldChar w:fldCharType="separate"/>
@@ -7661,9 +7643,9 @@
       <w:pPr>
         <w:pStyle w:val="Heading3"/>
       </w:pPr>
-      <w:bookmarkStart w:id="194" w:name="_Numd19e2915"/>
-      <w:bookmarkStart w:id="195" w:name="_Refd19e2915"/>
-      <w:bookmarkStart w:id="196" w:name="_Tocd19e2915"/>
+      <w:bookmarkStart w:id="194" w:name="_Numd19e2900"/>
+      <w:bookmarkStart w:id="195" w:name="_Refd19e2900"/>
+      <w:bookmarkStart w:id="196" w:name="_Tocd19e2900"/>
       <w:r>
         <w:t/>
       </w:r>
@@ -7682,9 +7664,9 @@
       <w:pPr>
         <w:pStyle w:val="Heading4"/>
       </w:pPr>
-      <w:bookmarkStart w:id="197" w:name="_Numd19e2928"/>
-      <w:bookmarkStart w:id="198" w:name="_Refd19e2928"/>
-      <w:bookmarkStart w:id="199" w:name="_Tocd19e2928"/>
+      <w:bookmarkStart w:id="197" w:name="_Numd19e2913"/>
+      <w:bookmarkStart w:id="198" w:name="_Refd19e2913"/>
+      <w:bookmarkStart w:id="199" w:name="_Tocd19e2913"/>
       <w:r>
         <w:t/>
       </w:r>
@@ -7707,8 +7689,8 @@
           <w:numId w:val="159"/>
         </w:numPr>
       </w:pPr>
-      <w:bookmarkStart w:id="201" w:name="_Tocd19e2937"/>
-      <w:bookmarkStart w:id="200" w:name="_Refd19e2937"/>
+      <w:bookmarkStart w:id="201" w:name="_Tocd19e2922"/>
+      <w:bookmarkStart w:id="200" w:name="_Refd19e2922"/>
       <w:r>
         <w:t/>
       </w:r>
@@ -7737,8 +7719,8 @@
           <w:numId w:val="160"/>
         </w:numPr>
       </w:pPr>
-      <w:bookmarkStart w:id="203" w:name="_Tocd19e2948"/>
-      <w:bookmarkStart w:id="202" w:name="_Refd19e2948"/>
+      <w:bookmarkStart w:id="203" w:name="_Tocd19e2933"/>
+      <w:bookmarkStart w:id="202" w:name="_Refd19e2933"/>
       <w:r>
         <w:t/>
       </w:r>
@@ -7777,7 +7759,7 @@
         <w:rPr>
           <w:color w:val="0000FF"/>
         </w:rPr>
-        <w:instrText xml:space="preserve"> REF _Numd19e3015 \h </w:instrText>
+        <w:instrText xml:space="preserve"> REF _Numd19e3000 \h </w:instrText>
       </w:r>
       <w:r>
         <w:fldChar w:fldCharType="separate"/>
@@ -7912,9 +7894,9 @@
       <w:pPr>
         <w:pStyle w:val="Heading4"/>
       </w:pPr>
-      <w:bookmarkStart w:id="204" w:name="_Numd19e3015"/>
-      <w:bookmarkStart w:id="205" w:name="_Refd19e3015"/>
-      <w:bookmarkStart w:id="206" w:name="_Tocd19e3015"/>
+      <w:bookmarkStart w:id="204" w:name="_Numd19e3000"/>
+      <w:bookmarkStart w:id="205" w:name="_Refd19e3000"/>
+      <w:bookmarkStart w:id="206" w:name="_Tocd19e3000"/>
       <w:r>
         <w:t/>
       </w:r>
@@ -7937,8 +7919,8 @@
           <w:numId w:val="161"/>
         </w:numPr>
       </w:pPr>
-      <w:bookmarkStart w:id="208" w:name="_Tocd19e3024"/>
-      <w:bookmarkStart w:id="207" w:name="_Refd19e3024"/>
+      <w:bookmarkStart w:id="208" w:name="_Tocd19e3009"/>
+      <w:bookmarkStart w:id="207" w:name="_Refd19e3009"/>
       <w:r>
         <w:t/>
       </w:r>
@@ -7958,8 +7940,8 @@
           <w:numId w:val="162"/>
         </w:numPr>
       </w:pPr>
-      <w:bookmarkStart w:id="210" w:name="_Tocd19e3032"/>
-      <w:bookmarkStart w:id="209" w:name="_Refd19e3032"/>
+      <w:bookmarkStart w:id="210" w:name="_Tocd19e3017"/>
+      <w:bookmarkStart w:id="209" w:name="_Refd19e3017"/>
       <w:r>
         <w:t/>
       </w:r>
@@ -7979,8 +7961,8 @@
           <w:numId w:val="163"/>
         </w:numPr>
       </w:pPr>
-      <w:bookmarkStart w:id="212" w:name="_Tocd19e3040"/>
-      <w:bookmarkStart w:id="211" w:name="_Refd19e3040"/>
+      <w:bookmarkStart w:id="212" w:name="_Tocd19e3025"/>
+      <w:bookmarkStart w:id="211" w:name="_Refd19e3025"/>
       <w:r>
         <w:t/>
       </w:r>
@@ -8100,8 +8082,8 @@
           <w:numId w:val="164"/>
         </w:numPr>
       </w:pPr>
-      <w:bookmarkStart w:id="214" w:name="_Tocd19e3085"/>
-      <w:bookmarkStart w:id="213" w:name="_Refd19e3085"/>
+      <w:bookmarkStart w:id="214" w:name="_Tocd19e3070"/>
+      <w:bookmarkStart w:id="213" w:name="_Refd19e3070"/>
       <w:r>
         <w:t/>
       </w:r>
@@ -8130,8 +8112,8 @@
           <w:numId w:val="165"/>
         </w:numPr>
       </w:pPr>
-      <w:bookmarkStart w:id="216" w:name="_Tocd19e3097"/>
-      <w:bookmarkStart w:id="215" w:name="_Refd19e3097"/>
+      <w:bookmarkStart w:id="216" w:name="_Tocd19e3082"/>
+      <w:bookmarkStart w:id="215" w:name="_Refd19e3082"/>
       <w:r>
         <w:t/>
       </w:r>
@@ -8210,9 +8192,9 @@
       <w:pPr>
         <w:pStyle w:val="Heading4"/>
       </w:pPr>
-      <w:bookmarkStart w:id="217" w:name="_Numd19e3136"/>
-      <w:bookmarkStart w:id="218" w:name="_Refd19e3136"/>
-      <w:bookmarkStart w:id="219" w:name="_Tocd19e3136"/>
+      <w:bookmarkStart w:id="217" w:name="_Numd19e3121"/>
+      <w:bookmarkStart w:id="218" w:name="_Refd19e3121"/>
+      <w:bookmarkStart w:id="219" w:name="_Tocd19e3121"/>
       <w:r>
         <w:t/>
       </w:r>
@@ -8235,8 +8217,8 @@
           <w:numId w:val="166"/>
         </w:numPr>
       </w:pPr>
-      <w:bookmarkStart w:id="221" w:name="_Tocd19e3145"/>
-      <w:bookmarkStart w:id="220" w:name="_Refd19e3145"/>
+      <w:bookmarkStart w:id="221" w:name="_Tocd19e3130"/>
+      <w:bookmarkStart w:id="220" w:name="_Refd19e3130"/>
       <w:r>
         <w:t/>
       </w:r>
@@ -8256,8 +8238,8 @@
           <w:numId w:val="167"/>
         </w:numPr>
       </w:pPr>
-      <w:bookmarkStart w:id="223" w:name="_Tocd19e3153"/>
-      <w:bookmarkStart w:id="222" w:name="_Refd19e3153"/>
+      <w:bookmarkStart w:id="223" w:name="_Tocd19e3138"/>
+      <w:bookmarkStart w:id="222" w:name="_Refd19e3138"/>
       <w:r>
         <w:t/>
       </w:r>
@@ -8277,8 +8259,8 @@
           <w:numId w:val="168"/>
         </w:numPr>
       </w:pPr>
-      <w:bookmarkStart w:id="225" w:name="_Tocd19e3161"/>
-      <w:bookmarkStart w:id="224" w:name="_Refd19e3161"/>
+      <w:bookmarkStart w:id="225" w:name="_Tocd19e3146"/>
+      <w:bookmarkStart w:id="224" w:name="_Refd19e3146"/>
       <w:r>
         <w:t/>
       </w:r>
@@ -8376,9 +8358,9 @@
       <w:pPr>
         <w:pStyle w:val="Heading4"/>
       </w:pPr>
-      <w:bookmarkStart w:id="226" w:name="_Numd19e3208"/>
-      <w:bookmarkStart w:id="227" w:name="_Refd19e3208"/>
-      <w:bookmarkStart w:id="228" w:name="_Tocd19e3208"/>
+      <w:bookmarkStart w:id="226" w:name="_Numd19e3193"/>
+      <w:bookmarkStart w:id="227" w:name="_Refd19e3193"/>
+      <w:bookmarkStart w:id="228" w:name="_Tocd19e3193"/>
       <w:r>
         <w:t/>
       </w:r>
@@ -8401,8 +8383,8 @@
           <w:numId w:val="169"/>
         </w:numPr>
       </w:pPr>
-      <w:bookmarkStart w:id="230" w:name="_Tocd19e3217"/>
-      <w:bookmarkStart w:id="229" w:name="_Refd19e3217"/>
+      <w:bookmarkStart w:id="230" w:name="_Tocd19e3202"/>
+      <w:bookmarkStart w:id="229" w:name="_Refd19e3202"/>
       <w:r>
         <w:t/>
       </w:r>
@@ -8422,8 +8404,8 @@
           <w:numId w:val="170"/>
         </w:numPr>
       </w:pPr>
-      <w:bookmarkStart w:id="232" w:name="_Tocd19e3225"/>
-      <w:bookmarkStart w:id="231" w:name="_Refd19e3225"/>
+      <w:bookmarkStart w:id="232" w:name="_Tocd19e3210"/>
+      <w:bookmarkStart w:id="231" w:name="_Refd19e3210"/>
       <w:r>
         <w:t/>
       </w:r>
@@ -8443,7 +8425,7 @@
         <w:rPr>
           <w:color w:val="0000FF"/>
         </w:rPr>
-        <w:instrText xml:space="preserve"> REF _Numd19e3136 \h </w:instrText>
+        <w:instrText xml:space="preserve"> REF _Numd19e3121 \h </w:instrText>
       </w:r>
       <w:r>
         <w:fldChar w:fldCharType="separate"/>
@@ -8533,9 +8515,9 @@
       <w:pPr>
         <w:pStyle w:val="Heading3"/>
       </w:pPr>
-      <w:bookmarkStart w:id="233" w:name="_Numd19e3268"/>
-      <w:bookmarkStart w:id="234" w:name="_Refd19e3268"/>
-      <w:bookmarkStart w:id="235" w:name="_Tocd19e3268"/>
+      <w:bookmarkStart w:id="233" w:name="_Numd19e3253"/>
+      <w:bookmarkStart w:id="234" w:name="_Refd19e3253"/>
+      <w:bookmarkStart w:id="235" w:name="_Tocd19e3253"/>
       <w:r>
         <w:t/>
       </w:r>
@@ -8558,8 +8540,8 @@
           <w:numId w:val="171"/>
         </w:numPr>
       </w:pPr>
-      <w:bookmarkStart w:id="237" w:name="_Tocd19e3277"/>
-      <w:bookmarkStart w:id="236" w:name="_Refd19e3277"/>
+      <w:bookmarkStart w:id="237" w:name="_Tocd19e3262"/>
+      <w:bookmarkStart w:id="236" w:name="_Refd19e3262"/>
       <w:r>
         <w:t/>
       </w:r>
@@ -8588,8 +8570,8 @@
           <w:numId w:val="172"/>
         </w:numPr>
       </w:pPr>
-      <w:bookmarkStart w:id="239" w:name="_Tocd19e3289"/>
-      <w:bookmarkStart w:id="238" w:name="_Refd19e3289"/>
+      <w:bookmarkStart w:id="239" w:name="_Tocd19e3274"/>
+      <w:bookmarkStart w:id="238" w:name="_Refd19e3274"/>
       <w:r>
         <w:t/>
       </w:r>
@@ -8609,7 +8591,7 @@
         <w:rPr>
           <w:color w:val="0000FF"/>
         </w:rPr>
-        <w:instrText xml:space="preserve"> REF _Numd19e2928 \h </w:instrText>
+        <w:instrText xml:space="preserve"> REF _Numd19e2913 \h </w:instrText>
       </w:r>
       <w:r>
         <w:fldChar w:fldCharType="separate"/>
@@ -8682,8 +8664,8 @@
           <w:numId w:val="173"/>
         </w:numPr>
       </w:pPr>
-      <w:bookmarkStart w:id="241" w:name="_Tocd19e3316"/>
-      <w:bookmarkStart w:id="240" w:name="_Refd19e3316"/>
+      <w:bookmarkStart w:id="241" w:name="_Tocd19e3301"/>
+      <w:bookmarkStart w:id="240" w:name="_Refd19e3301"/>
       <w:r>
         <w:t/>
       </w:r>
@@ -8740,7 +8722,7 @@
         <w:rPr>
           <w:color w:val="0000FF"/>
         </w:rPr>
-        <w:instrText xml:space="preserve"> REF _Numd19e3136 \h </w:instrText>
+        <w:instrText xml:space="preserve"> REF _Numd19e3121 \h </w:instrText>
       </w:r>
       <w:r>
         <w:fldChar w:fldCharType="separate"/>
@@ -8801,7 +8783,7 @@
         <w:rPr>
           <w:color w:val="0000FF"/>
         </w:rPr>
-        <w:instrText xml:space="preserve"> REF _Numd19e3208 \h </w:instrText>
+        <w:instrText xml:space="preserve"> REF _Numd19e3193 \h </w:instrText>
       </w:r>
       <w:r>
         <w:fldChar w:fldCharType="separate"/>
@@ -8855,8 +8837,8 @@
           <w:numId w:val="174"/>
         </w:numPr>
       </w:pPr>
-      <w:bookmarkStart w:id="243" w:name="_Tocd19e3366"/>
-      <w:bookmarkStart w:id="242" w:name="_Refd19e3366"/>
+      <w:bookmarkStart w:id="243" w:name="_Tocd19e3351"/>
+      <w:bookmarkStart w:id="242" w:name="_Refd19e3351"/>
       <w:r>
         <w:t/>
       </w:r>
@@ -8913,7 +8895,7 @@
         <w:rPr>
           <w:color w:val="0000FF"/>
         </w:rPr>
-        <w:instrText xml:space="preserve"> REF _Numd19e3136 \h </w:instrText>
+        <w:instrText xml:space="preserve"> REF _Numd19e3121 \h </w:instrText>
       </w:r>
       <w:r>
         <w:fldChar w:fldCharType="separate"/>
@@ -8974,7 +8956,7 @@
         <w:rPr>
           <w:color w:val="0000FF"/>
         </w:rPr>
-        <w:instrText xml:space="preserve"> REF _Numd19e3208 \h </w:instrText>
+        <w:instrText xml:space="preserve"> REF _Numd19e3193 \h </w:instrText>
       </w:r>
       <w:r>
         <w:fldChar w:fldCharType="separate"/>
@@ -9037,8 +9019,8 @@
           <w:numId w:val="175"/>
         </w:numPr>
       </w:pPr>
-      <w:bookmarkStart w:id="245" w:name="_Tocd19e3420"/>
-      <w:bookmarkStart w:id="244" w:name="_Refd19e3420"/>
+      <w:bookmarkStart w:id="245" w:name="_Tocd19e3405"/>
+      <w:bookmarkStart w:id="244" w:name="_Refd19e3405"/>
       <w:r>
         <w:t/>
       </w:r>
@@ -9294,7 +9276,7 @@
         <w:rPr>
           <w:noProof/>
         </w:rPr>
-        <w:t>5302.101   Definitions</w:t>
+        <w:t>Heading 3</w:t>
       </w:r>
     </w:fldSimple>
   </w:p>
@@ -18240,7 +18222,7 @@
   <w:style w:type="paragraph" w:default="1" w:styleId="Normal">
     <w:name w:val="Normal"/>
     <w:qFormat/>
-    <w:rsid w:val="00792F9E"/>
+    <w:rsid w:val="0035396F"/>
     <w:rPr>
       <w:rFonts w:ascii="Times New Roman" w:hAnsi="Times New Roman"/>
     </w:rPr>
@@ -18357,67 +18339,42 @@
   </w:style>
   <w:style w:type="paragraph" w:styleId="Heading6">
     <w:name w:val="heading 6"/>
-    <w:basedOn w:val="Normal"/>
+    <w:basedOn w:val="Heading4"/>
     <w:next w:val="BodyText"/>
     <w:link w:val="Heading6Char"/>
     <w:uiPriority w:val="9"/>
     <w:unhideWhenUsed/>
     <w:qFormat/>
-    <w:rsid w:val="00D068E1"/>
+    <w:rsid w:val="002D4362"/>
     <w:pPr>
-      <w:keepNext/>
-      <w:keepLines/>
-      <w:spacing w:before="40"/>
       <w:outlineLvl w:val="5"/>
     </w:pPr>
-    <w:rPr>
-      <w:rFonts w:eastAsiaTheme="majorEastAsia" w:cstheme="majorBidi"/>
-      <w:color w:val="1F3763" w:themeColor="accent1" w:themeShade="7F"/>
-    </w:rPr>
   </w:style>
   <w:style w:type="paragraph" w:styleId="Heading7">
     <w:name w:val="heading 7"/>
-    <w:basedOn w:val="Normal"/>
+    <w:basedOn w:val="Heading6"/>
     <w:next w:val="BodyText"/>
     <w:link w:val="Heading7Char"/>
     <w:uiPriority w:val="9"/>
     <w:unhideWhenUsed/>
     <w:qFormat/>
-    <w:rsid w:val="005043CB"/>
+    <w:rsid w:val="002D4362"/>
     <w:pPr>
-      <w:keepNext/>
-      <w:keepLines/>
-      <w:spacing w:before="40"/>
       <w:outlineLvl w:val="6"/>
     </w:pPr>
-    <w:rPr>
-      <w:rFonts w:asciiTheme="majorHAnsi" w:eastAsiaTheme="majorEastAsia" w:hAnsiTheme="majorHAnsi" w:cstheme="majorBidi"/>
-      <w:i/>
-      <w:iCs/>
-      <w:color w:val="1F3763" w:themeColor="accent1" w:themeShade="7F"/>
-    </w:rPr>
   </w:style>
   <w:style w:type="paragraph" w:styleId="Heading8">
     <w:name w:val="heading 8"/>
-    <w:basedOn w:val="Normal"/>
+    <w:basedOn w:val="Heading7"/>
     <w:next w:val="BodyText"/>
     <w:link w:val="Heading8Char"/>
     <w:uiPriority w:val="9"/>
     <w:unhideWhenUsed/>
     <w:qFormat/>
-    <w:rsid w:val="005043CB"/>
+    <w:rsid w:val="002D4362"/>
     <w:pPr>
-      <w:keepNext/>
-      <w:keepLines/>
-      <w:spacing w:before="40"/>
       <w:outlineLvl w:val="7"/>
     </w:pPr>
-    <w:rPr>
-      <w:rFonts w:asciiTheme="majorHAnsi" w:eastAsiaTheme="majorEastAsia" w:hAnsiTheme="majorHAnsi" w:cstheme="majorBidi"/>
-      <w:color w:val="272727" w:themeColor="text1" w:themeTint="D8"/>
-      <w:sz w:val="21"/>
-      <w:szCs w:val="21"/>
-    </w:rPr>
   </w:style>
   <w:style w:type="paragraph" w:styleId="Heading9">
     <w:name w:val="heading 9"/>
@@ -18668,10 +18625,11 @@
     <w:basedOn w:val="DefaultParagraphFont"/>
     <w:link w:val="Heading6"/>
     <w:uiPriority w:val="9"/>
-    <w:rsid w:val="00D068E1"/>
+    <w:rsid w:val="002D4362"/>
     <w:rPr>
       <w:rFonts w:ascii="Times New Roman" w:eastAsiaTheme="majorEastAsia" w:hAnsi="Times New Roman" w:cstheme="majorBidi"/>
-      <w:color w:val="1F3763" w:themeColor="accent1" w:themeShade="7F"/>
+      <w:b/>
+      <w:iCs/>
     </w:rPr>
   </w:style>
   <w:style w:type="character" w:customStyle="1" w:styleId="Heading7Char">
@@ -18679,12 +18637,11 @@
     <w:basedOn w:val="DefaultParagraphFont"/>
     <w:link w:val="Heading7"/>
     <w:uiPriority w:val="9"/>
-    <w:rsid w:val="005043CB"/>
+    <w:rsid w:val="002D4362"/>
     <w:rPr>
-      <w:rFonts w:asciiTheme="majorHAnsi" w:eastAsiaTheme="majorEastAsia" w:hAnsiTheme="majorHAnsi" w:cstheme="majorBidi"/>
-      <w:i/>
+      <w:rFonts w:ascii="Times New Roman" w:eastAsiaTheme="majorEastAsia" w:hAnsi="Times New Roman" w:cstheme="majorBidi"/>
+      <w:b/>
       <w:iCs/>
-      <w:color w:val="1F3763" w:themeColor="accent1" w:themeShade="7F"/>
     </w:rPr>
   </w:style>
   <w:style w:type="character" w:customStyle="1" w:styleId="Heading8Char">
@@ -18692,12 +18649,11 @@
     <w:basedOn w:val="DefaultParagraphFont"/>
     <w:link w:val="Heading8"/>
     <w:uiPriority w:val="9"/>
-    <w:rsid w:val="005043CB"/>
+    <w:rsid w:val="002D4362"/>
     <w:rPr>
-      <w:rFonts w:asciiTheme="majorHAnsi" w:eastAsiaTheme="majorEastAsia" w:hAnsiTheme="majorHAnsi" w:cstheme="majorBidi"/>
-      <w:color w:val="272727" w:themeColor="text1" w:themeTint="D8"/>
-      <w:sz w:val="21"/>
-      <w:szCs w:val="21"/>
+      <w:rFonts w:ascii="Times New Roman" w:eastAsiaTheme="majorEastAsia" w:hAnsi="Times New Roman" w:cstheme="majorBidi"/>
+      <w:b/>
+      <w:iCs/>
     </w:rPr>
   </w:style>
   <w:style w:type="character" w:customStyle="1" w:styleId="Heading9Char">
